--- a/template.docx
+++ b/template.docx
@@ -166,7 +166,6 @@
           <w:szCs w:val="168"/>
         </w:rPr>
       </w:pPr>
-      <w:bookmarkStart w:id="0" w:name="_GoBack"/>
       <w:r>
         <w:rPr>
           <w:b/>
@@ -175,8 +174,9 @@
           <w:sz w:val="168"/>
           <w:szCs w:val="168"/>
         </w:rPr>
-        <w:t>АЛ</w:t>
-      </w:r>
+        <w:t>А</w:t>
+      </w:r>
+      <w:proofErr w:type="gramStart"/>
       <w:r>
         <w:rPr>
           <w:b/>
@@ -185,8 +185,10 @@
           <w:sz w:val="168"/>
           <w:szCs w:val="168"/>
         </w:rPr>
-        <w:t xml:space="preserve"> </w:t>
-      </w:r>
+        <w:t>Л</w:t>
+      </w:r>
+      <w:bookmarkStart w:id="0" w:name="_GoBack"/>
+      <w:bookmarkEnd w:id="0"/>
       <w:r>
         <w:rPr>
           <w:b/>
@@ -195,9 +197,9 @@
           <w:sz w:val="168"/>
           <w:szCs w:val="168"/>
         </w:rPr>
-        <w:t>{{</w:t>
-      </w:r>
-      <w:proofErr w:type="spellStart"/>
+        <w:t>{</w:t>
+      </w:r>
+      <w:proofErr w:type="gramEnd"/>
       <w:r>
         <w:rPr>
           <w:b/>
@@ -206,9 +208,9 @@
           <w:sz w:val="168"/>
           <w:szCs w:val="168"/>
         </w:rPr>
-        <w:t>анал</w:t>
-      </w:r>
-      <w:proofErr w:type="spellEnd"/>
+        <w:t>{</w:t>
+      </w:r>
+      <w:proofErr w:type="spellStart"/>
       <w:r>
         <w:rPr>
           <w:b/>
@@ -217,9 +219,9 @@
           <w:sz w:val="168"/>
           <w:szCs w:val="168"/>
         </w:rPr>
-        <w:t xml:space="preserve"> лист</w:t>
-      </w:r>
-      <w:proofErr w:type="gramStart"/>
+        <w:t>анал</w:t>
+      </w:r>
+      <w:proofErr w:type="spellEnd"/>
       <w:r>
         <w:rPr>
           <w:b/>
@@ -228,7 +230,7 @@
           <w:sz w:val="168"/>
           <w:szCs w:val="168"/>
         </w:rPr>
-        <w:t xml:space="preserve"> </w:t>
+        <w:t xml:space="preserve"> лист</w:t>
       </w:r>
       <w:r>
         <w:rPr>
@@ -238,9 +240,8 @@
           <w:sz w:val="168"/>
           <w:szCs w:val="168"/>
         </w:rPr>
-        <w:t>}</w:t>
-      </w:r>
-      <w:proofErr w:type="gramEnd"/>
+        <w:t xml:space="preserve"> }}</w:t>
+      </w:r>
       <w:r>
         <w:rPr>
           <w:b/>
@@ -249,20 +250,9 @@
           <w:sz w:val="168"/>
           <w:szCs w:val="168"/>
         </w:rPr>
-        <w:t>}</w:t>
-      </w:r>
-      <w:r>
-        <w:rPr>
-          <w:b/>
-          <w:bCs/>
-          <w:i/>
-          <w:sz w:val="168"/>
-          <w:szCs w:val="168"/>
-        </w:rPr>
         <w:t xml:space="preserve">                                                                                                                                                               </w:t>
       </w:r>
     </w:p>
-    <w:bookmarkEnd w:id="0"/>
     <w:p>
       <w:pPr>
         <w:jc w:val="right"/>
@@ -1026,7 +1016,7 @@
 </file>
 
 <file path=customXml/itemProps1.xml><?xml version="1.0" encoding="utf-8"?>
-<ds:datastoreItem xmlns:ds="http://schemas.openxmlformats.org/officeDocument/2006/customXml" ds:itemID="{1163D151-37FA-466A-AD7B-698DCE0612E4}">
+<ds:datastoreItem xmlns:ds="http://schemas.openxmlformats.org/officeDocument/2006/customXml" ds:itemID="{6DAD4DEB-98C4-4C28-9559-34A9AE21505E}">
   <ds:schemaRefs>
     <ds:schemaRef ds:uri="http://schemas.openxmlformats.org/officeDocument/2006/bibliography"/>
   </ds:schemaRefs>
